--- a/data/outputs/v2/Biology/SS2.1_Plant_Nutrition/Biology_Plant_Nutrition_SummaryTable.docx
+++ b/data/outputs/v2/Biology/SS2.1_Plant_Nutrition/Biology_Plant_Nutrition_SummaryTable.docx
@@ -38,6 +38,177 @@
           <w:szCs w:val="22"/>
         </w:rPr>
         <w:t xml:space="preserve">Sub-Strand 2.1: Plant Nutrition — Teacher Reference (Pre-filled)</w:t>
+      </w:r>
+    </w:p>
+    <w:p>
+      <w:pPr>
+        <w:spacing w:after="80" w:before="120"/>
+      </w:pPr>
+      <w:r>
+        <w:rPr>
+          <w:rFonts w:ascii="Arial" w:cs="Arial" w:eastAsia="Arial" w:hAnsi="Arial"/>
+          <w:b/>
+          <w:bCs/>
+          <w:color w:val="1F3864"/>
+          <w:sz w:val="20"/>
+          <w:szCs w:val="20"/>
+        </w:rPr>
+        <w:t xml:space="preserve">ATTRIBUTION AND LICENSING</w:t>
+      </w:r>
+    </w:p>
+    <w:p>
+      <w:pPr>
+        <w:spacing w:after="60" w:before="0"/>
+      </w:pPr>
+      <w:r>
+        <w:rPr>
+          <w:rFonts w:ascii="Arial" w:cs="Arial" w:eastAsia="Arial" w:hAnsi="Arial"/>
+          <w:b/>
+          <w:bCs/>
+          <w:sz w:val="17"/>
+          <w:szCs w:val="17"/>
+        </w:rPr>
+        <w:t xml:space="preserve">Curriculum Alignment: </w:t>
+      </w:r>
+      <w:r>
+        <w:rPr>
+          <w:rFonts w:ascii="Arial" w:cs="Arial" w:eastAsia="Arial" w:hAnsi="Arial"/>
+          <w:sz w:val="17"/>
+          <w:szCs w:val="17"/>
+        </w:rPr>
+        <w:t xml:space="preserve">Structured in pedagogical alignment with the competence-based curriculum format and learning outcomes established by the Kenya Institute of Curriculum Development (KICD). This material is independently developed and is not officially endorsed or published by KICD.</w:t>
+      </w:r>
+    </w:p>
+    <w:p>
+      <w:pPr>
+        <w:spacing w:after="60" w:before="0"/>
+      </w:pPr>
+      <w:r>
+        <w:rPr>
+          <w:rFonts w:ascii="Arial" w:cs="Arial" w:eastAsia="Arial" w:hAnsi="Arial"/>
+          <w:b/>
+          <w:bCs/>
+          <w:sz w:val="17"/>
+          <w:szCs w:val="17"/>
+        </w:rPr>
+        <w:t xml:space="preserve">Content &amp; Pedagogy: </w:t>
+      </w:r>
+      <w:r>
+        <w:rPr>
+          <w:rFonts w:ascii="Arial" w:cs="Arial" w:eastAsia="Arial" w:hAnsi="Arial"/>
+          <w:sz w:val="17"/>
+          <w:szCs w:val="17"/>
+        </w:rPr>
+        <w:t xml:space="preserve">Developed and adapted by the educator team at SeaVuria (registered 501(c)(3) in the United States and registered NGO in Kenya, No. 872-850A-BF11), who designed the pedagogical framework, lesson templates and exemplar lessons on which this material is based.</w:t>
+      </w:r>
+    </w:p>
+    <w:p>
+      <w:pPr>
+        <w:spacing w:after="60" w:before="0"/>
+      </w:pPr>
+      <w:r>
+        <w:rPr>
+          <w:rFonts w:ascii="Arial" w:cs="Arial" w:eastAsia="Arial" w:hAnsi="Arial"/>
+          <w:b/>
+          <w:bCs/>
+          <w:sz w:val="17"/>
+          <w:szCs w:val="17"/>
+        </w:rPr>
+        <w:t xml:space="preserve">Production &amp; Layout: </w:t>
+      </w:r>
+      <w:r>
+        <w:rPr>
+          <w:rFonts w:ascii="Arial" w:cs="Arial" w:eastAsia="Arial" w:hAnsi="Arial"/>
+          <w:sz w:val="17"/>
+          <w:szCs w:val="17"/>
+        </w:rPr>
+        <w:t xml:space="preserve">Educational design and curriculum sequencing by SeaVuria. Technical layout, structural formatting, and digital optimization/implementation executed in partnership with ARES Education (registered 501(c)(3) in the United States and Canada (as Afretech Aid) and registered NGO in Kenya), with lesson drafting and compilation assisted by AI (Claude, Anthropic).</w:t>
+      </w:r>
+    </w:p>
+    <w:p>
+      <w:pPr>
+        <w:pBdr>
+          <w:bottom w:val="single" w:color="1F3864" w:sz="6" w:space="6"/>
+        </w:pBdr>
+        <w:spacing w:after="60" w:before="0"/>
+      </w:pPr>
+      <w:r>
+        <w:rPr>
+          <w:rFonts w:ascii="Arial" w:cs="Arial" w:eastAsia="Arial" w:hAnsi="Arial"/>
+          <w:b/>
+          <w:bCs/>
+          <w:sz w:val="17"/>
+          <w:szCs w:val="17"/>
+        </w:rPr>
+        <w:t xml:space="preserve">Licensing &amp; Copyright: </w:t>
+      </w:r>
+      <w:r>
+        <w:rPr>
+          <w:rFonts w:ascii="Arial" w:cs="Arial" w:eastAsia="Arial" w:hAnsi="Arial"/>
+          <w:sz w:val="17"/>
+          <w:szCs w:val="17"/>
+        </w:rPr>
+        <w:t xml:space="preserve">© 2026 SeaVuria and ARES. This work is licensed under a </w:t>
+      </w:r>
+      <w:hyperlink w:history="1" r:id="rIdjlku5dgzr34fy72w8nnq8">
+        <w:r>
+          <w:rPr>
+            <w:rFonts w:ascii="Arial" w:cs="Arial" w:eastAsia="Arial" w:hAnsi="Arial"/>
+            <w:color w:val="1F6B75"/>
+            <w:sz w:val="17"/>
+            <w:szCs w:val="17"/>
+            <w:u w:val="single" w:color="1F6B75"/>
+          </w:rPr>
+          <w:t xml:space="preserve">Creative Commons Attribution-NonCommercial 4.0 International License</w:t>
+        </w:r>
+      </w:hyperlink>
+      <w:r>
+        <w:rPr>
+          <w:rFonts w:ascii="Arial" w:cs="Arial" w:eastAsia="Arial" w:hAnsi="Arial"/>
+          <w:sz w:val="17"/>
+          <w:szCs w:val="17"/>
+        </w:rPr>
+        <w:t xml:space="preserve"> (</w:t>
+      </w:r>
+      <w:hyperlink w:history="1" r:id="rIdciicpfzrt3kcy3ibtnkif">
+        <w:r>
+          <w:rPr>
+            <w:rFonts w:ascii="Arial" w:cs="Arial" w:eastAsia="Arial" w:hAnsi="Arial"/>
+            <w:color w:val="1F6B75"/>
+            <w:sz w:val="17"/>
+            <w:szCs w:val="17"/>
+            <w:u w:val="single" w:color="1F6B75"/>
+          </w:rPr>
+          <w:t xml:space="preserve">CC BY-NC 4.0</w:t>
+        </w:r>
+      </w:hyperlink>
+      <w:r>
+        <w:rPr>
+          <w:rFonts w:ascii="Arial" w:cs="Arial" w:eastAsia="Arial" w:hAnsi="Arial"/>
+          <w:sz w:val="17"/>
+          <w:szCs w:val="17"/>
+        </w:rPr>
+        <w:t xml:space="preserve">). To view a copy of this license, visit </w:t>
+      </w:r>
+      <w:hyperlink w:history="1" r:id="rIdiuxkn2ekaxr0b1jnthz5f">
+        <w:r>
+          <w:rPr>
+            <w:rFonts w:ascii="Arial" w:cs="Arial" w:eastAsia="Arial" w:hAnsi="Arial"/>
+            <w:color w:val="1F6B75"/>
+            <w:sz w:val="17"/>
+            <w:szCs w:val="17"/>
+            <w:u w:val="single" w:color="1F6B75"/>
+          </w:rPr>
+          <w:t xml:space="preserve">https://creativecommons.org/licenses/by-nc/4.0/</w:t>
+        </w:r>
+      </w:hyperlink>
+      <w:r>
+        <w:rPr>
+          <w:rFonts w:ascii="Arial" w:cs="Arial" w:eastAsia="Arial" w:hAnsi="Arial"/>
+          <w:sz w:val="17"/>
+          <w:szCs w:val="17"/>
+        </w:rPr>
+        <w:t xml:space="preserve">. You are free to copy, redistribute, and adapt this material in any medium or format, provided appropriate credit is given and the material is not used for commercial purposes. KICD learning outcomes and curriculum designations reproduced here for alignment purposes remain the property of KICD and are not covered by this license. Linked external resources (e.g. CK-12, Khan Academy, PhET) are subject to their own licenses.</w:t>
       </w:r>
     </w:p>
     <w:p>

--- a/data/outputs/v2/Biology/SS2.1_Plant_Nutrition/Biology_Plant_Nutrition_SummaryTable.docx
+++ b/data/outputs/v2/Biology/SS2.1_Plant_Nutrition/Biology_Plant_Nutrition_SummaryTable.docx
@@ -150,7 +150,7 @@
         </w:rPr>
         <w:t xml:space="preserve">© 2026 SeaVuria and ARES. This work is licensed under a </w:t>
       </w:r>
-      <w:hyperlink w:history="1" r:id="rIdjlku5dgzr34fy72w8nnq8">
+      <w:hyperlink w:history="1" r:id="rIdsmzupgt4cqm_9bmbqxren">
         <w:r>
           <w:rPr>
             <w:rFonts w:ascii="Arial" w:cs="Arial" w:eastAsia="Arial" w:hAnsi="Arial"/>
@@ -170,7 +170,7 @@
         </w:rPr>
         <w:t xml:space="preserve"> (</w:t>
       </w:r>
-      <w:hyperlink w:history="1" r:id="rIdciicpfzrt3kcy3ibtnkif">
+      <w:hyperlink w:history="1" r:id="rIdfwazlljsuc8ztu_ffwgzx">
         <w:r>
           <w:rPr>
             <w:rFonts w:ascii="Arial" w:cs="Arial" w:eastAsia="Arial" w:hAnsi="Arial"/>
@@ -190,7 +190,7 @@
         </w:rPr>
         <w:t xml:space="preserve">). To view a copy of this license, visit </w:t>
       </w:r>
-      <w:hyperlink w:history="1" r:id="rIdiuxkn2ekaxr0b1jnthz5f">
+      <w:hyperlink w:history="1" r:id="rIdair3mcpu1mnc9dtdlk_ls">
         <w:r>
           <w:rPr>
             <w:rFonts w:ascii="Arial" w:cs="Arial" w:eastAsia="Arial" w:hAnsi="Arial"/>

--- a/data/outputs/v2/Biology/SS2.1_Plant_Nutrition/Biology_Plant_Nutrition_SummaryTable.docx
+++ b/data/outputs/v2/Biology/SS2.1_Plant_Nutrition/Biology_Plant_Nutrition_SummaryTable.docx
@@ -532,7 +532,7 @@
                 <w:sz w:val="18"/>
                 <w:szCs w:val="18"/>
               </w:rPr>
-              <w:t xml:space="preserve">The Wilting Mystery: Introducing the Anchoring Phenomenon</w:t>
+              <w:t xml:space="preserve">Why Does Our Sukuma Wiki Wilt? Anchoring the Phenomenon and Opening Our Questions</w:t>
             </w:r>
           </w:p>
         </w:tc>
@@ -564,7 +564,7 @@
                 <w:sz w:val="18"/>
                 <w:szCs w:val="18"/>
               </w:rPr>
-              <w:t xml:space="preserve">Learners observed photographs and a short video clip of sukuma wiki plants wilting in a Nairobi shamba at midday, despite visibly moist soil. They also examined two potted plants side-by-side — one placed in full sun, one in shade — and recorded observable differences in leaf orientation, texture, and turgor. Learners noted their initial observations on sticky notes posted to the class Driving Question Board (DQB).</w:t>
+              <w:t xml:space="preserve">We observed photographs showing sukuma wiki wilting at midday despite moist soil, recovering overnight, and turning pale when moved into shade under a mango tree in a Nairobi kitchen garden</w:t>
             </w:r>
           </w:p>
         </w:tc>
@@ -596,7 +596,7 @@
                 <w:sz w:val="18"/>
                 <w:szCs w:val="18"/>
               </w:rPr>
-              <w:t xml:space="preserve">Learners established that wilting is not automatically caused by a lack of soil water, and that plants must be doing something active at midday that makes water availability matter even when the soil is wet. The class generated an initial list of 'what we think we know' and 'what we need to find out' about how plants get and use resources. Pedagogical note: Accept all student ideas at this stage without correction — the goal is to surface prior knowledge and misconceptions that subsequent lessons will address.</w:t>
+              <w:t xml:space="preserve">We learned that green plants are autotrophs — they manufacture their own food from simple inorganic raw materials — while organisms like mushrooms are heterotrophs that depend on ready-made organic food from other sources</w:t>
             </w:r>
           </w:p>
         </w:tc>
@@ -628,7 +628,7 @@
                 <w:sz w:val="18"/>
                 <w:szCs w:val="18"/>
               </w:rPr>
-              <w:t xml:space="preserve">Learners cannot yet fully explain the phenomenon, but they articulated a productive initial question: if water is present in the soil, why is the plant losing it faster than it can absorb it, and what role does the sun play? This sets up the need to investigate leaf structure, photosynthesis, transpiration, and mineral nutrition across the unit. Teacher tip: Record every student-generated question on the DQB in the learner's own words — this creates ownership and gives you a formative baseline of class understanding.</w:t>
+              <w:t xml:space="preserve">We cannot yet fully explain why the sukuma wiki wilts at midday or why it turns pale in shade, but we have recorded our starting predictions and questions on the Driving Question Board and will return to them with evidence in every lesson that follows</w:t>
             </w:r>
           </w:p>
         </w:tc>
@@ -713,7 +713,7 @@
                 <w:sz w:val="18"/>
                 <w:szCs w:val="18"/>
               </w:rPr>
-              <w:t xml:space="preserve">Learners prepared and examined wet-mount temporary slides of transverse sections of sukuma wiki (kale) leaves under a light microscope. They also studied pre-prepared slides and a detailed annotated diagram of a dicot leaf cross-section. Learners identified and sketched: the waxy cuticle, upper and lower epidermis, palisade mesophyll, spongy mesophyll, vascular bundles (xylem and phloem), guard cells, and stomata. They measured and compared the relative thickness of palisade vs. spongy layers.</w:t>
+              <w:t xml:space="preserve">Students examined the internal cross-section of a dicot leaf (mango or bean) using a hand lens and microscope, identifying the upper epidermis, cuticle, palisade mesophyll, spongy mesophyll, air spaces, lower epidermis, stomata with guard cells, and vascular bundles (xylem and phloem).</w:t>
             </w:r>
           </w:p>
         </w:tc>
@@ -745,7 +745,7 @@
                 <w:sz w:val="18"/>
                 <w:szCs w:val="18"/>
               </w:rPr>
-              <w:t xml:space="preserve">Each leaf layer is structurally adapted to a specific function: the transparent waxy cuticle and epidermis admit light while reducing water loss; the densely packed palisade mesophyll cells (rich in chloroplasts) are positioned to maximise light absorption for photosynthesis; the spongy mesophyll with its large air spaces facilitates gas exchange (CO₂ in, O₂ out); vascular bundles supply water and minerals via xylem and remove sugars via phloem; and guard cells control stomatal opening and closing, regulating both gas exchange and water loss. Pedagogical note: Explicitly connect stomata back to the wilting phenomenon — stomata must be open for CO₂ to enter (needed for photosynthesis), but an open stoma is also an exit for water vapour.</w:t>
+              <w:t xml:space="preserve">Each leaf layer is structurally adapted to a specific function: the transparent cuticle/epidermis admits light while reducing water loss; the densely packed palisade mesophyll maximises chloroplast exposure to light; the spongy mesophyll provides air spaces for CO₂ and O₂ diffusion; stomata regulate gas exchange and water vapour loss; xylem transports water and minerals upward while phloem transports sugars downward.</w:t>
             </w:r>
           </w:p>
         </w:tc>
@@ -777,7 +777,7 @@
                 <w:sz w:val="18"/>
                 <w:szCs w:val="18"/>
               </w:rPr>
-              <w:t xml:space="preserve">Learners explained that the sukuma wiki leaf is not a passive surface — it is a highly organised structure that must simultaneously capture light, exchange gases, and manage water. The midday wilting phenomenon is now partially explained: when the sun is intense, the stomata may close to prevent water loss, but this also halts CO₂ entry and therefore photosynthesis. Learners updated the DQB with the new question: 'What exactly happens inside a chloroplast when light hits it?'</w:t>
+              <w:t xml:space="preserve">The sukuma wiki wilts at midday even in moist soil because strong light triggers stomata to open wide for gas exchange (CO₂ in, O₂ out), simultaneously allowing rapid water vapour loss (transpiration) through the lower epidermis. When the rate of water vapour loss through open stomata exceeds the rate at which xylem can deliver water from the roots, leaf cells lose turgor pressure and the plant wilts. At night, stomata close, transpiration stops, xylem catches up, turgor is restored, and the plant recovers — explaining the daily wilting-and-recovery cycle.</w:t>
             </w:r>
           </w:p>
         </w:tc>
@@ -830,7 +830,7 @@
                 <w:sz w:val="18"/>
                 <w:szCs w:val="18"/>
               </w:rPr>
-              <w:t xml:space="preserve">Chloroplasts and Pigments: Capturing the Sun's Energy</w:t>
+              <w:t xml:space="preserve">Raw Materials for Photosynthesis: What Does a Plant Actually Need?</w:t>
             </w:r>
           </w:p>
         </w:tc>
@@ -862,7 +862,7 @@
                 <w:sz w:val="18"/>
                 <w:szCs w:val="18"/>
               </w:rPr>
-              <w:t xml:space="preserve">Learners performed a paper chromatography investigation using crushed fresh sukuma wiki leaves and a suitable solvent (ethanol or petroleum ether). They separated leaf pigments on chromatography paper and measured Rf values for each pigment band. They identified at least four pigment bands: chlorophyll a (blue-green), chlorophyll b (yellow-green), carotenoids/xanthophylls (yellow/orange), and carotenes (orange). Learners also examined chloroplast structure from a detailed diagram and an electron micrograph, identifying the outer and inner membranes, stroma, grana (stacks of thylakoids), and thylakoid membranes.</w:t>
+              <w:t xml:space="preserve">We read evidence showing that carbon dioxide enters the leaf through stomata, water travels from the soil up the xylem to mesophyll cells, light energy from the sun peaks in Nairobi between 11:00 and 14:00 coinciding with wilting, and chlorophyll in the palisade mesophyll absorbs that light.</w:t>
             </w:r>
           </w:p>
         </w:tc>
@@ -894,7 +894,7 @@
                 <w:sz w:val="18"/>
                 <w:szCs w:val="18"/>
               </w:rPr>
-              <w:t xml:space="preserve">Plants contain multiple photosynthetic pigments, each absorbing different wavelengths of visible light. Chlorophyll a is the primary pigment; chlorophyll b and carotenoids are accessory pigments that broaden the range of wavelengths absorbed and pass energy to chlorophyll a. This is why sukuma wiki leaves appear green — green wavelengths are reflected rather than absorbed. The chloroplast's internal architecture (grana with thylakoid membranes for light reactions; stroma for the Calvin cycle) is directly linked to the two stages of photosynthesis. Pedagogical note: Use the Rf calculation as a built-in maths integration opportunity. Have learners calculate Rf = distance moved by pigment ÷ distance moved by solvent front.</w:t>
+              <w:t xml:space="preserve">Photosynthesis requires four raw materials: carbon dioxide, water, light energy, and chlorophyll. The word equation is: carbon dioxide plus water in the presence of light energy and chlorophyll yields glucose plus oxygen. The balanced chemical equation is: 6CO2 plus 6H2O yields C6H12O6 plus 6O2. Chlorophyll is not consumed in the reaction but is essential as a light-absorbing pigment.</w:t>
             </w:r>
           </w:p>
         </w:tc>
@@ -926,7 +926,7 @@
                 <w:sz w:val="18"/>
                 <w:szCs w:val="18"/>
               </w:rPr>
-              <w:t xml:space="preserve">Learners explained that a plant needs multiple pigments to capture as much solar energy as possible across the visible spectrum — a single pigment would waste most of the available light. This connects to the driving question: the more light energy a plant captures efficiently, the more photosynthesis it can perform and the more it can keep cells turgid. Learners added 'What happens to the light energy once it is absorbed by chlorophyll?' to the DQB.</w:t>
+              <w:t xml:space="preserve">The sukuma wiki wilts at midday because peak solar irradiance causes stomata to open wide for CO2 uptake, which simultaneously increases transpiration so water leaves the leaf faster than the xylem can replace it — even when soil is moist. The pallor and slow growth in shade are explained by reduced light energy reaching chlorophyll, which reduces the rate of photosynthesis and therefore reduces glucose production, slowing growth and reducing the stimulus for chlorophyll synthesis.</w:t>
             </w:r>
           </w:p>
         </w:tc>
@@ -979,7 +979,7 @@
                 <w:sz w:val="18"/>
                 <w:szCs w:val="18"/>
               </w:rPr>
-              <w:t xml:space="preserve">The Overall Equation of Photosynthesis — Evidence and Meaning</w:t>
+              <w:t xml:space="preserve">Starch Test Practical: Finding Evidence That Chlorophyll and Light Are Both Needed for Photosynthesis</w:t>
             </w:r>
           </w:p>
         </w:tc>
@@ -1011,7 +1011,7 @@
                 <w:sz w:val="18"/>
                 <w:szCs w:val="18"/>
               </w:rPr>
-              <w:t xml:space="preserve">Learners conducted the classic aquatic plant investigation using pondweed (or, in a Kenyan context, Elodea or locally sourced aquatic plants from a pond near school/Lake Victoria). Sprigs were placed in water under a bright lamp; learners counted oxygen bubbles produced per minute as a proxy for photosynthesis rate. They tested the effect of: (a) covering the beaker with black paper (dark), (b) normal room light, and (c) a lamp placed close to the beaker. Learners also reviewed a historical data card summarising Jan Ingenhousz's experiments and Van Helmont's willow tree experiment, contextualised with the work of modern plant biochemists.</w:t>
+              <w:t xml:space="preserve">When iodine solution was applied to a decolourised variegated or partially covered leaf: the white region (no chlorophyll) remained brown-orange; the covered green region (chlorophyll present but no light) remained brown-orange; the green uncovered region (chlorophyll present and light available) turned blue-black, indicating starch was present only in that zone.</w:t>
             </w:r>
           </w:p>
         </w:tc>
@@ -1043,7 +1043,7 @@
                 <w:sz w:val="18"/>
                 <w:szCs w:val="18"/>
               </w:rPr>
-              <w:t xml:space="preserve">Photosynthesis can be summarised by the overall equation: 6CO₂ + 6H₂O + light energy → C₆H₁₂O₆ + 6O₂. Learners learned that: (1) light is essential — no bubbles were produced in darkness; (2) both CO₂ and water are raw materials; (3) glucose and oxygen are products; and (4) the process occurs in chloroplasts. The equation is a summary of many complex reactions, not a single step. Pedagogical note: Emphasise that the equation is a 'headline summary' — subsequent lessons (5 and 6) will unpack what actually happens inside the chloroplast in two distinct stages.</w:t>
+              <w:t xml:space="preserve">Both chlorophyll AND light must be present simultaneously for photosynthesis to occur and for starch to be produced in a leaf. Removing either one — even if the other is present — is sufficient to prevent photosynthesis. This is direct experimental evidence, not just a stated fact.</w:t>
             </w:r>
           </w:p>
         </w:tc>
@@ -1075,7 +1075,7 @@
                 <w:sz w:val="18"/>
                 <w:szCs w:val="18"/>
               </w:rPr>
-              <w:t xml:space="preserve">Learners explained that the sukuma wiki plant needs light, CO₂ (from the air via stomata), and water (from the soil via roots and xylem) to make its own glucose. This directly addresses the driving question: a plant needs all three inputs simultaneously. At midday, even if water and CO₂ are available, excessive heat may close stomata (limiting CO₂) or denature enzymes, reducing photosynthesis. Learners updated the DQB: 'How does the plant actually split water and fix CO₂ — what are the two stages?'</w:t>
+              <w:t xml:space="preserve">The shaded sukuma wiki in the phenomenon turns pale and grows slowly because, even though it retains chlorophyll, reduced light intensity under the mango tree limits photosynthesis and therefore reduces the glucose and starch available for growth — consistent with the starch test result showing that the covered green zone (chlorophyll present, light absent) produces no starch.</w:t>
             </w:r>
           </w:p>
         </w:tc>
@@ -1160,7 +1160,7 @@
                 <w:sz w:val="18"/>
                 <w:szCs w:val="18"/>
               </w:rPr>
-              <w:t xml:space="preserve">Learners watched an annotated animation (or teacher-drawn step-by-step diagram on the board) showing the light-dependent reactions on the thylakoid membrane. They traced the journey of: (1) a photon hitting Photosystem II → exciting electrons; (2) water molecules being split (photolysis) → releasing O₂, H⁺, and electrons; (3) electrons passing along the electron transport chain → pumping H⁺ to synthesise ATP (via ATP synthase); (4) electrons arriving at Photosystem I → re-energised by light → used to reduce NADP⁺ to NADPH. Learners completed a sequencing card activity placing the steps in order.</w:t>
+              <w:t xml:space="preserve">Learners reviewed Elodea oxygen-bubble count data from Lesson 4 and examined a half-labelled thylakoid membrane diagram with a set of 6 reaction-event cards describing the steps of the light-dependent reactions.</w:t>
             </w:r>
           </w:p>
         </w:tc>
@@ -1192,7 +1192,7 @@
                 <w:sz w:val="18"/>
                 <w:szCs w:val="18"/>
               </w:rPr>
-              <w:t xml:space="preserve">Learners traced the sequence of light-dependent reactions: light absorption by chlorophyll in PSII and PSI → excitation and transfer of electrons → photolysis of water (source of O₂ released by the plant) → synthesis of ATP (via chemiosmosis across the thylakoid membrane) → reduction of NADP⁺ to NADPH. The products ATP and NADPH are energy carriers that will power the Calvin cycle in the stroma. O₂ is a by-product released through stomata. Pedagogical note: Many learners incorrectly think the O₂ released by plants comes from CO₂ — explicitly address this misconception. The oxygen comes from the splitting of WATER, not CO₂. Isotope-labelling evidence (¹⁸O) can be cited.</w:t>
+              <w:t xml:space="preserve">Learners traced the sequence of light-dependent reactions: light absorption by chlorophyll in PSII and PSI → excitation and transfer of electrons → photolysis of water (2H₂O → 4H⁺ + 4e⁻ + O₂) as the electron source → chemiosmotic synthesis of ATP (photophosphorylation) via ATP synthase → reduction of NADP⁺ to NADPH at PSI → release of ATP and NADPH to the stroma for use in the Calvin cycle. They connected O₂ release to the Elodea bubble observations and connected reduced ATP/NADPH production under shade to the pale, slow-growing sukuma wiki.</w:t>
             </w:r>
           </w:p>
         </w:tc>
@@ -1224,7 +1224,7 @@
                 <w:sz w:val="18"/>
                 <w:szCs w:val="18"/>
               </w:rPr>
-              <w:t xml:space="preserve">Learners explained that the light-dependent reactions convert solar energy into chemical energy in the form of ATP and NADPH — the 'energy currency' the plant will spend in the next stage. This connects to the driving question: without adequate light (or with stomata closed, limiting water supply to mesophyll), the plant cannot generate sufficient ATP and NADPH, directly impairing its ability to grow and stay green. Learners added 'What does the plant do with ATP and NADPH?' to the DQB.</w:t>
+              <w:t xml:space="preserve">More light hitting the sukuma wiki leaf means more chlorophyll molecules are excited in Photosystem II, driving faster photolysis of water, faster electron flow along the ETC, and greater production of ATP and NADPH — which is why the Elodea produces more bubbles at higher light intensities. When the sukuma wiki is moved into the shade of the mango tree, the reduced light energy means less chlorophyll excitation, slower photolysis, and therefore less ATP and NADPH produced — starving the Calvin cycle of the energy and reducing power it needs to fix CO₂ into sugars, which explains the slow growth and yellowing (pallor) of the shaded plant.</w:t>
             </w:r>
           </w:p>
         </w:tc>
@@ -1309,7 +1309,7 @@
                 <w:sz w:val="18"/>
                 <w:szCs w:val="18"/>
               </w:rPr>
-              <w:t xml:space="preserve">Learners studied an annotated diagram of the Calvin cycle (stroma of chloroplast), tracing the three stages: (1) carbon fixation — CO₂ + RuBP (5C) → 2 × GP (3C), catalysed by RuBisCO; (2) reduction — GP is reduced using ATP and NADPH to form G3P (triose phosphate); (3) regeneration of RuBP — some G3P molecules are used to regenerate RuBP (using ATP), while others exit the cycle to form glucose, sucrose, starch, amino acids, and lipids. Learners used colour-coded molecular model kits (or drawn card cut-outs) to physically track carbon atoms through one turn of the cycle.</w:t>
+              <w:t xml:space="preserve">Learners traced the colour-coded Calvin cycle diagram (carbon in red, ATP use in blue, NADPH use in green) and physically sequenced 10 laminated cards — including 'CO₂ fixed onto RuBP by RuBisCO enzyme', 'ATP and NADPH from light reactions arrive in stroma', and 'Less light → less ATP/NADPH → cycle slows → less glucose → slower growth' — to reconstruct the full light-independent reaction pathway in the context of Amina's shaded sukuma wiki.</w:t>
             </w:r>
           </w:p>
         </w:tc>
@@ -1341,7 +1341,7 @@
                 <w:sz w:val="18"/>
                 <w:szCs w:val="18"/>
               </w:rPr>
-              <w:t xml:space="preserve">Learners learned that the light-independent reactions (Calvin cycle) occur in the stroma of the chloroplast, where CO₂ is fixed onto RuBP by RuBisCO to ultimately produce G3P (triose phosphate), which is used to synthesise glucose and other organic molecules. The cycle requires the ATP and NADPH produced in the light-dependent reactions — it is 'light-independent' because light is not used directly, but it cannot run without the products of the light reactions. For every 1 molecule of glucose produced, 6 turns of the cycle are needed, consuming 18 ATP and 12 NADPH. Pedagogical note: Stress that 'light-independent' does NOT mean 'happens in the dark' — a common misconception. Emphasise that RuBisCO is the most abundant enzyme on Earth and is essential to virtually all food chains, including the maize and beans Kenyan farmers grow.</w:t>
+              <w:t xml:space="preserve">Learners learned that the light-independent reactions (Calvin cycle) occur in the stroma of the chloroplast, where CO₂ is fixed onto RuBP by RuBisCO to form 3-PGA, which is then reduced to G3P using ATP and NADPH imported from the light-dependent reactions; G3P is used to synthesise glucose and to regenerate RuBP. Less light reduces ATP and NADPH production, slowing the Calvin cycle and producing less glucose, which explains why shaded sukuma wiki grows more slowly despite not wilting.</w:t>
             </w:r>
           </w:p>
         </w:tc>
@@ -1373,7 +1373,7 @@
                 <w:sz w:val="18"/>
                 <w:szCs w:val="18"/>
               </w:rPr>
-              <w:t xml:space="preserve">Learners explained the full two-stage pathway of photosynthesis: light energy → ATP + NADPH (thylakoid membrane) → glucose (stroma). This completes the mechanistic answer to how sukuma wiki makes its own food. The driving question is now substantially answered for the photosynthesis component: the plant needs light, water, and CO₂ as inputs, and the two-stage process inside the chloroplast converts these into glucose that fuels growth, turgor, and all metabolic activity. Learners revised their DQB models.</w:t>
+              <w:t xml:space="preserve">Using a collaboratively constructed two-stage flow diagram, learners explained the complete causal chain linking reduced sunlight under the mango tree to slow growth in sukuma wiki: less light → fewer electrons excited in thylakoid → less ATP and NADPH produced → Calvin cycle cannot efficiently reduce 3-PGA to G3P → less glucose synthesised → fewer carbon skeletons and less energy for cell division and growth → sukuma wiki grows slowly and eventually loses chlorophyll pigmentation.</w:t>
             </w:r>
           </w:p>
         </w:tc>
@@ -1458,7 +1458,7 @@
                 <w:sz w:val="18"/>
                 <w:szCs w:val="18"/>
               </w:rPr>
-              <w:t xml:space="preserve">Learners planned and carried out a controlled investigation into one factor affecting photosynthesis rate (assigned variable: light intensity, CO₂ concentration, or temperature), using the pondweed/aquatic plant bubble-counting method or a data-logger with an O₂ sensor. For light intensity, a lamp was moved to measured distances from the plant; for CO₂, sodium hydrogen carbonate (bicarbonate) was added to the water in varying concentrations; for temperature, the water bath temperature was varied. Learners wrote a full prediction with scientific reasoning BEFORE collecting data, then recorded results in a table and plotted a graph. Emphasis was placed on NGSS Science and Engineering Practice 3 (Planning and Carrying Out Investigations) and Practice 4 (Analysing and Interpreting Data).</w:t>
+              <w:t xml:space="preserve">Learners counted oxygen bubbles produced by an aquatic plant (or read a simulated dataset) at five different light intensities (lamp distances: 5 cm, 10 cm, 20 cm, 30 cm, 40 cm). They recorded bubble counts per minute in a results table and plotted a line graph of rate of photosynthesis (bubbles min⁻¹) vs light intensity.</w:t>
             </w:r>
           </w:p>
         </w:tc>
@@ -1490,7 +1490,7 @@
                 <w:sz w:val="18"/>
                 <w:szCs w:val="18"/>
               </w:rPr>
-              <w:t xml:space="preserve">The rate of photosynthesis increases as light intensity increases, but only up to a maximum — above that point the rate-limiting curve flattens, indicating that another factor (CO₂ concentration or temperature) has become limiting. Similarly, increasing CO₂ concentration increases the rate until light or temperature becomes limiting. Temperature affects enzyme activity (RuBisCO and others): rate increases with temperature up to an optimum (~25–35°C for most plants), then decreases sharply as enzymes denature. Learners learned to distinguish between independent variable, dependent variable, and controlled variables, and to identify sources of error. Pedagogical note: Connect the temperature findings directly to the Kenya context — Nairobi midday temperatures in February can exceed 30°C; Kericho tea-growing highlands rarely exceed 25°C. Ask learners why tea grows better in the highlands.</w:t>
+              <w:t xml:space="preserve">The rate of photosynthesis increases as light intensity increases, but only up to a maximum — above that point the curve flattens, indicating that another factor (CO₂ concentration or temperature) has become the limiting factor. A LIMITING FACTOR is the factor present at the lowest level that controls the rate of a process. The pale, slow-growing sukuma wiki under the mango tree is in the low-light-intensity region of the graph where photosynthesis rate is low.</w:t>
             </w:r>
           </w:p>
         </w:tc>
@@ -1522,7 +1522,7 @@
                 <w:sz w:val="18"/>
                 <w:szCs w:val="18"/>
               </w:rPr>
-              <w:t xml:space="preserve">Learners explained why the sukuma wiki farmer cannot simply give a plant 'more of everything' — each factor can independently limit the overall rate. The wilting phenomenon is now re-examined: at midday, high temperature may push leaf temperature beyond the enzyme optimum, closed stomata reduce CO₂, and water stress reduces turgor and the supply of H₂O for photolysis — multiple limiting factors act simultaneously. Learners updated the DQB with quantitative questions about optimal growing conditions.</w:t>
+              <w:t xml:space="preserve">Why the sukuma wiki under the mango tree grows slowly and turns pale: the shade reduces light intensity, placing the plant in the region of the rate–intensity graph where photosynthesis rate is low. Insufficient glucose is produced for growth, and insufficient energy is available for chlorophyll synthesis, causing pallor. However, the wilting puzzle remains unexplained by this graph — water movement out of the leaf is a missing piece that will be addressed in the next lesson.</w:t>
             </w:r>
           </w:p>
         </w:tc>
@@ -1607,7 +1607,7 @@
                 <w:sz w:val="18"/>
                 <w:szCs w:val="18"/>
               </w:rPr>
-              <w:t xml:space="preserve">Learners analysed secondary data sets: (1) published light-response curves for sukuma wiki/kale at two CO₂ concentrations; (2) temperature vs. photosynthesis rate graphs showing optimum, increase, and denaturation zones; and (3) a graph showing the effect of CO₂ concentration at two temperatures. Learners also reviewed a real dataset from a Kenyan agricultural research station (KALRO) on how shade netting affects yield in sukuma wiki production. They answered structured analysis questions requiring them to read values, calculate rates of change, identify limiting factors at specific points on the graph, and suggest practical interventions.</w:t>
+              <w:t xml:space="preserve">Learners plotted and annotated line graphs showing how CO₂ concentration and temperature each affect the rate of photosynthesis, and compared these with their Lesson 7 light-intensity graphs.</w:t>
             </w:r>
           </w:p>
         </w:tc>
@@ -1639,7 +1639,7 @@
                 <w:sz w:val="18"/>
                 <w:szCs w:val="18"/>
               </w:rPr>
-              <w:t xml:space="preserve">The rate of photosynthesis is controlled by limiting factors — light intensity, CO₂ concentration, and temperature — and the factor in shortest supply (or furthest from optimum) determines the overall rate (Blackman's Law of Limiting Factors). Learners learned to read and interpret multi-variable graphs, calculate percentage change, and make evidence-based predictions. They also learned that in commercial Kenyan horticulture (e.g., greenhouse sukuma wiki farming around Nairobi), farmers manipulate CO₂, temperature, and light to maximise yield. Pedagogical note: This lesson is the data-analysis companion to Lesson 7. Ensure all learners can correctly identify the limiting factor at any given point on a light-response curve before moving to Lesson 9.</w:t>
+              <w:t xml:space="preserve">The rate of photosynthesis is controlled by limiting factors — light intensity, CO₂ concentration, and temperature — and the factor in shortest supply at any moment determines the overall rate. Temperature graphs show a bell-curve shape because enzymes denature above ~40 °C.</w:t>
             </w:r>
           </w:p>
         </w:tc>
@@ -1671,7 +1671,7 @@
                 <w:sz w:val="18"/>
                 <w:szCs w:val="18"/>
               </w:rPr>
-              <w:t xml:space="preserve">Learners explained how all three limiting factors interact simultaneously in a real Kenyan shamba. The sukuma wiki wilting scenario is now fully explained from a photosynthesis-rate perspective: at midday, high irradiance could theoretically support high photosynthesis rates, but stomatal closure (triggered by water stress) reduces CO₂ supply and makes CO₂ the actual limiting factor — meaning the high light intensity is effectively 'wasted.' Learners can now advise a farmer: water in the early morning (before stomata close), consider drip irrigation, or use shade netting at peak hours.</w:t>
+              <w:t xml:space="preserve">Learners used the limiting factor concept to explain why the sukuma wiki under the mango tree grew pale and slowly (low light was the limiting factor), why greenhouse tomato farmers in Naivasha add CO₂ to boost yields (CO₂ was the limiting factor in well-lit, warm greenhouses), and why adding CO₂ to cool, misty Kericho tea farms would not significantly increase the photosynthesis rate (temperature, not CO₂, is limiting there).</w:t>
             </w:r>
           </w:p>
         </w:tc>
@@ -1756,7 +1756,7 @@
                 <w:sz w:val="18"/>
                 <w:szCs w:val="18"/>
               </w:rPr>
-              <w:t xml:space="preserve">Learners set up or observed results of a water-culture (hydroponics) investigation: maize or bean seedlings grown in (a) complete mineral solution, (b) solution lacking nitrogen, (c) solution lacking magnesium, and (d) distilled water only. They recorded plant height, leaf colour (green vs. yellow/chlorotic), and general vigour after two weeks. Learners also examined photographs of nutrient-deficiency symptoms in Kenyan crops (yellowing leaves in nitrogen-deficient maize on Rift Valley farms; purple tints in phosphorus-deficient beans; brown leaf margins in potassium-deficient sukuma wiki) and matched symptoms to deficient minerals. Soil pH test strips were used to test local soil samples and connect soil chemistry to nutrient availability.</w:t>
+              <w:t xml:space="preserve">Learners analysed KALRO deficiency photographs and secondary data tables showing mineral deficiency symptoms in Kenyan crops including maize from Nakuru, tea from Kericho, beans from Kisii, and sukuma wiki from Nairobi.</w:t>
             </w:r>
           </w:p>
         </w:tc>
@@ -1788,7 +1788,7 @@
                 <w:sz w:val="18"/>
                 <w:szCs w:val="18"/>
               </w:rPr>
-              <w:t xml:space="preserve">Plants require macronutrients (N, P, K, Ca, Mg, S) and micronutrients (Fe, Zn, Mn, etc.) absorbed from soil water through root hair cells primarily by active transport (requiring ATP). Nitrogen is essential for amino acid, protein, and chlorophyll synthesis — deficiency causes yellowing (chlorosis) of older leaves. Magnesium is the central atom of chlorophyll — deficiency causes interveinal chlorosis. Phosphorus is needed for ATP, DNA, and cell membrane synthesis — deficiency causes stunted growth and purple coloration. Potassium regulates stomatal opening/closing (guard cell function) — deficiency causes leaf scorch. Learners connected mineral nutrition directly to photosynthesis: without Mg, no chlorophyll; without N, no RuBisCO enzyme; without K, stomata cannot open properly. Pedagogical note: Emphasise the connection between K⁺ deficiency and guard cell malfunction — this ties mineral nutrition directly back to the driving question's wilting phenomenon.</w:t>
+              <w:t xml:space="preserve">Plants require macronutrients (N, P, K, Ca, Mg, S) and micronutrients (Fe, Zn, etc.) absorbed from soil water through root hair cells by active transport; each mineral has a specific role in plant structure and metabolism, and deficiency produces characteristic visible symptoms such as chlorosis, necrosis, stunted growth, and purpling.</w:t>
             </w:r>
           </w:p>
         </w:tc>
@@ -1820,7 +1820,7 @@
                 <w:sz w:val="18"/>
                 <w:szCs w:val="18"/>
               </w:rPr>
-              <w:t xml:space="preserve">Learners explained that the soil gives the plant far more than just water — it provides the mineral ions that are structural components of photosynthetic machinery (chlorophyll requires Mg; enzymes require N; energy transfer requires P). A sukuma wiki plant in K⁺-deficient soil would have impaired stomatal regulation, making it wilt more easily even with adequate water. This extends the answer to the driving question: the plant needs the right minerals in addition to light, water, and CO₂ to stay green, grow, and photosynthesise efficiently.</w:t>
+              <w:t xml:space="preserve">The pale yellowing of the sukuma wiki under the mango tree is partly explained by reduced photosynthesis due to low light, but is also consistent with nitrogen and magnesium deficiency causing chlorosis — insufficient mineral uptake means the plant cannot synthesise adequate chlorophyll, proteins, or new cell structures, so it grows slowly and its leaves turn pale even when soil water is available.</w:t>
             </w:r>
           </w:p>
         </w:tc>
@@ -1873,7 +1873,7 @@
                 <w:sz w:val="18"/>
                 <w:szCs w:val="18"/>
               </w:rPr>
-              <w:t xml:space="preserve">Synthesis and Model Building: Answering the Driving Question</w:t>
+              <w:t xml:space="preserve">Model Building, Synthesis and DQB Resolution: Putting the Sukuma Wiki Story Together</w:t>
             </w:r>
           </w:p>
         </w:tc>
@@ -1905,7 +1905,7 @@
                 <w:sz w:val="18"/>
                 <w:szCs w:val="18"/>
               </w:rPr>
-              <w:t xml:space="preserve">Learners revisited the original anchoring phenomenon — sukuma wiki wilting at midday in wet soil — armed with the full unit's knowledge. They worked in groups to construct a comprehensive annotated diagram (concept model) showing: (1) water and mineral absorption by roots; (2) transport of water via xylem to leaves; (3) leaf structure (stomata, mesophyll, chloroplasts); (4) light-dependent reactions in thylakoid membrane (inputs: light, H₂O; outputs: ATP, NADPH, O₂); (5) Calvin cycle in stroma (inputs: CO₂, ATP, NADPH; output: glucose/G3P); (6) role of minerals (Mg in chlorophyll, N in enzymes, K in guard cells); and (7) how midday heat and high transpiration rate cause stomatal closure → CO₂ limitation → photosynthesis rate drops → glucose supply falls → turgor loss → wilting. Groups presented their models to the class for peer critique.</w:t>
+              <w:t xml:space="preserve">We revisited the original sukuma wiki wilting and pallor phenomenon and reviewed evidence gathered across nine lessons through annotated predictions, an Evidence Harvest gallery walk, and group annotated models integrating leaf structure, photosynthesis stages, limiting factors, and mineral nutrition.</w:t>
             </w:r>
           </w:p>
         </w:tc>
@@ -1937,7 +1937,7 @@
                 <w:sz w:val="18"/>
                 <w:szCs w:val="18"/>
               </w:rPr>
-              <w:t xml:space="preserve">Learners synthesised all unit content into a unified mechanistic explanation: a plant stays green and grows by integrating water absorption, mineral nutrition, leaf architecture, pigment capture, light-dependent reactions, and the Calvin cycle — all of which must function simultaneously. Wilting in wet soil at midday is a systems-level response: water loss via transpiration exceeds uptake rate due to high evaporative demand, stomata close to conserve water, CO₂ entry is blocked, photosynthesis slows, sugar production drops, and cells lose turgor. This is not a single-cause failure — it is an emergent outcome of the interaction between multiple plant systems. Pedagogical note: Use the peer presentation of models as a summative formative assessment. Use a rubric assessing: accuracy of scientific content, correct use of terminology, quality of connections between concepts, and ability to answer peer questions. Celebrate the journey from 'I thought it needed more water' to a full mechanistic model.</w:t>
+              <w:t xml:space="preserve">The wilting of sukuma wiki at midday — even when soil is wet — occurs because high light intensity and temperature accelerate transpiration through open stomata faster than roots can absorb and transport water upward through xylem, causing loss of turgor pressure in leaf cells; this is a reversible process that reverses at night when transpiration slows and turgor is restored. The pallor and slow growth in shade occur because reduced light intensity limits the light-dependent reactions, reducing ATP and NADPH production, which in turn limits the Calvin cycle output of glucose; with less glucose available for growth and less chlorophyll synthesised (especially if nitrogen or magnesium are also limiting), the plant grows slowly and appears pale yellow-green.</w:t>
             </w:r>
           </w:p>
         </w:tc>
@@ -1969,7 +1969,7 @@
                 <w:sz w:val="18"/>
                 <w:szCs w:val="18"/>
               </w:rPr>
-              <w:t xml:space="preserve">Learners fully explained the driving question: sukuma wiki wilts at midday in wet soil because the rate of water loss (transpiration, driven by heat and vapour pressure gradient) exceeds the rate of water uptake, causing guard cells to close stomata. Closed stomata restrict CO₂ entry, making CO₂ a limiting factor for the Calvin cycle even when light intensity is high. Without sufficient Calvin cycle activity, glucose production falls, cells cannot maintain turgor, and the plant wilts — even with water in the soil. The solution for Kenyan small-scale farmers includes: morning watering, drip irrigation, shade netting during peak hours (10 am–2 pm), ensuring adequate K and Mg in soil, and choosing drought-tolerant sukuma wiki varieties. Learners posted their final models on the DQB alongside their Lesson 1 original questions, visually demonstrating their learning growth across the unit.</w:t>
+              <w:t xml:space="preserve">By integrating leaf anatomy, the two-stage mechanism of photosynthesis, the concept of limiting factors, and the roles of soil minerals, we can fully resolve the driving question: the sukuma wiki plant needs light as an energy source for the light-dependent reactions, water and CO2 as raw materials for both stages, chlorophyll to absorb light, and minerals such as nitrogen and magnesium from the soil to build chlorophyll and enzymes — when any of these factors is limiting, the plant cannot make food efficiently, leading to the observable symptoms Amina saw in her Nairobi kitchen garden; understanding these mechanisms helps Kenyan smallholder farmers make evidence-based decisions about irrigation timing, shade management, and fertiliser application to improve sukuma wiki yield and contribute to household and national food security.</w:t>
             </w:r>
           </w:p>
         </w:tc>
@@ -2093,7 +2093,7 @@
         </w:rPr>
         <w:t xml:space="preserve">© 2026 SeaVuria and ARES. This work is licensed under a </w:t>
       </w:r>
-      <w:hyperlink w:history="1" r:id="rId7udsnx8o3ilpfhfp9fgqv">
+      <w:hyperlink w:history="1" r:id="rIddumepxaattb_f__fi2cuw">
         <w:r>
           <w:rPr>
             <w:rFonts w:ascii="Arial" w:cs="Arial" w:eastAsia="Arial" w:hAnsi="Arial"/>
@@ -2113,7 +2113,7 @@
         </w:rPr>
         <w:t xml:space="preserve"> (</w:t>
       </w:r>
-      <w:hyperlink w:history="1" r:id="rIddkwhrt6qgip60fx0xmpcb">
+      <w:hyperlink w:history="1" r:id="rIdenlwuol0v4h-jvlp6d2xl">
         <w:r>
           <w:rPr>
             <w:rFonts w:ascii="Arial" w:cs="Arial" w:eastAsia="Arial" w:hAnsi="Arial"/>
@@ -2133,7 +2133,7 @@
         </w:rPr>
         <w:t xml:space="preserve">). To view a copy of this license, visit </w:t>
       </w:r>
-      <w:hyperlink w:history="1" r:id="rIdh1xjflo8yq7ygaez_5p9a">
+      <w:hyperlink w:history="1" r:id="rIdanvnzczkte3mvhmchemj0">
         <w:r>
           <w:rPr>
             <w:rFonts w:ascii="Arial" w:cs="Arial" w:eastAsia="Arial" w:hAnsi="Arial"/>

--- a/data/outputs/v2/Biology/SS2.1_Plant_Nutrition/Biology_Plant_Nutrition_SummaryTable.docx
+++ b/data/outputs/v2/Biology/SS2.1_Plant_Nutrition/Biology_Plant_Nutrition_SummaryTable.docx
@@ -1522,7 +1522,7 @@
                 <w:sz w:val="18"/>
                 <w:szCs w:val="18"/>
               </w:rPr>
-              <w:t xml:space="preserve">Why the sukuma wiki under the mango tree grows slowly and turns pale: the shade reduces light intensity, placing the plant in the region of the rate–intensity graph where photosynthesis rate is low. Insufficient glucose is produced for growth, and insufficient energy is available for chlorophyll synthesis, causing pallor. However, the wilting puzzle remains unexplained by this graph — water movement out of the leaf is a missing piece that will be addressed in the next lesson.</w:t>
+              <w:t xml:space="preserve">Why the sukuma wiki under the mango tree grows slowly and turns pale: the shade reduces light intensity, placing the plant in the region of the rate–intensity graph where photosynthesis rate is low. Insufficient glucose is produced for growth, and insufficient energy is available for chlorophyll synthesis, causing pallor. However, the wilting puzzle remains unexplained by this graph — water movement out of the leaf is a missing piece that will be addressed in Lesson 10.</w:t>
             </w:r>
           </w:p>
         </w:tc>
@@ -2093,7 +2093,7 @@
         </w:rPr>
         <w:t xml:space="preserve">© 2026 SeaVuria and ARES. This work is licensed under a </w:t>
       </w:r>
-      <w:hyperlink w:history="1" r:id="rIddumepxaattb_f__fi2cuw">
+      <w:hyperlink w:history="1" r:id="rIdhanlzidcpvifh0vlsikyq">
         <w:r>
           <w:rPr>
             <w:rFonts w:ascii="Arial" w:cs="Arial" w:eastAsia="Arial" w:hAnsi="Arial"/>
@@ -2113,7 +2113,7 @@
         </w:rPr>
         <w:t xml:space="preserve"> (</w:t>
       </w:r>
-      <w:hyperlink w:history="1" r:id="rIdenlwuol0v4h-jvlp6d2xl">
+      <w:hyperlink w:history="1" r:id="rIdbgahejqd_0tbsij962qzy">
         <w:r>
           <w:rPr>
             <w:rFonts w:ascii="Arial" w:cs="Arial" w:eastAsia="Arial" w:hAnsi="Arial"/>
@@ -2133,7 +2133,7 @@
         </w:rPr>
         <w:t xml:space="preserve">). To view a copy of this license, visit </w:t>
       </w:r>
-      <w:hyperlink w:history="1" r:id="rIdanvnzczkte3mvhmchemj0">
+      <w:hyperlink w:history="1" r:id="rIde8x_1ffvwfz6vxg2pcreq">
         <w:r>
           <w:rPr>
             <w:rFonts w:ascii="Arial" w:cs="Arial" w:eastAsia="Arial" w:hAnsi="Arial"/>

--- a/data/outputs/v2/Biology/SS2.1_Plant_Nutrition/Biology_Plant_Nutrition_SummaryTable.docx
+++ b/data/outputs/v2/Biology/SS2.1_Plant_Nutrition/Biology_Plant_Nutrition_SummaryTable.docx
@@ -2093,7 +2093,7 @@
         </w:rPr>
         <w:t xml:space="preserve">© 2026 SeaVuria and ARES. This work is licensed under a </w:t>
       </w:r>
-      <w:hyperlink w:history="1" r:id="rIdhanlzidcpvifh0vlsikyq">
+      <w:hyperlink w:history="1" r:id="rIdb-i1ruzkwmugi6rakh2kj">
         <w:r>
           <w:rPr>
             <w:rFonts w:ascii="Arial" w:cs="Arial" w:eastAsia="Arial" w:hAnsi="Arial"/>
@@ -2113,7 +2113,7 @@
         </w:rPr>
         <w:t xml:space="preserve"> (</w:t>
       </w:r>
-      <w:hyperlink w:history="1" r:id="rIdbgahejqd_0tbsij962qzy">
+      <w:hyperlink w:history="1" r:id="rIdpbdz4o5myx3o461-5ulvo">
         <w:r>
           <w:rPr>
             <w:rFonts w:ascii="Arial" w:cs="Arial" w:eastAsia="Arial" w:hAnsi="Arial"/>
@@ -2133,7 +2133,7 @@
         </w:rPr>
         <w:t xml:space="preserve">). To view a copy of this license, visit </w:t>
       </w:r>
-      <w:hyperlink w:history="1" r:id="rIde8x_1ffvwfz6vxg2pcreq">
+      <w:hyperlink w:history="1" r:id="rIdz_ohovbgs2jslhgrjna4s">
         <w:r>
           <w:rPr>
             <w:rFonts w:ascii="Arial" w:cs="Arial" w:eastAsia="Arial" w:hAnsi="Arial"/>

--- a/data/outputs/v2/Biology/SS2.1_Plant_Nutrition/Biology_Plant_Nutrition_SummaryTable.docx
+++ b/data/outputs/v2/Biology/SS2.1_Plant_Nutrition/Biology_Plant_Nutrition_SummaryTable.docx
@@ -2093,7 +2093,7 @@
         </w:rPr>
         <w:t xml:space="preserve">© 2026 SeaVuria and ARES. This work is licensed under a </w:t>
       </w:r>
-      <w:hyperlink w:history="1" r:id="rIdb-i1ruzkwmugi6rakh2kj">
+      <w:hyperlink w:history="1" r:id="rIdkfedjysjonnno01ge2fe7">
         <w:r>
           <w:rPr>
             <w:rFonts w:ascii="Arial" w:cs="Arial" w:eastAsia="Arial" w:hAnsi="Arial"/>
@@ -2113,7 +2113,7 @@
         </w:rPr>
         <w:t xml:space="preserve"> (</w:t>
       </w:r>
-      <w:hyperlink w:history="1" r:id="rIdpbdz4o5myx3o461-5ulvo">
+      <w:hyperlink w:history="1" r:id="rId4j320ga6-spoedqfzstzx">
         <w:r>
           <w:rPr>
             <w:rFonts w:ascii="Arial" w:cs="Arial" w:eastAsia="Arial" w:hAnsi="Arial"/>
@@ -2133,7 +2133,7 @@
         </w:rPr>
         <w:t xml:space="preserve">). To view a copy of this license, visit </w:t>
       </w:r>
-      <w:hyperlink w:history="1" r:id="rIdz_ohovbgs2jslhgrjna4s">
+      <w:hyperlink w:history="1" r:id="rIddmikpjwrfxu2dgl6fetir">
         <w:r>
           <w:rPr>
             <w:rFonts w:ascii="Arial" w:cs="Arial" w:eastAsia="Arial" w:hAnsi="Arial"/>

--- a/data/outputs/v2/Biology/SS2.1_Plant_Nutrition/Biology_Plant_Nutrition_SummaryTable.docx
+++ b/data/outputs/v2/Biology/SS2.1_Plant_Nutrition/Biology_Plant_Nutrition_SummaryTable.docx
@@ -2093,7 +2093,7 @@
         </w:rPr>
         <w:t xml:space="preserve">© 2026 SeaVuria and ARES. This work is licensed under a </w:t>
       </w:r>
-      <w:hyperlink w:history="1" r:id="rIdkfedjysjonnno01ge2fe7">
+      <w:hyperlink w:history="1" r:id="rId5wxbbrwfs8oc6y1clpepi">
         <w:r>
           <w:rPr>
             <w:rFonts w:ascii="Arial" w:cs="Arial" w:eastAsia="Arial" w:hAnsi="Arial"/>
@@ -2113,7 +2113,7 @@
         </w:rPr>
         <w:t xml:space="preserve"> (</w:t>
       </w:r>
-      <w:hyperlink w:history="1" r:id="rId4j320ga6-spoedqfzstzx">
+      <w:hyperlink w:history="1" r:id="rIdecdpx0-_86buysqlpsriv">
         <w:r>
           <w:rPr>
             <w:rFonts w:ascii="Arial" w:cs="Arial" w:eastAsia="Arial" w:hAnsi="Arial"/>
@@ -2133,7 +2133,7 @@
         </w:rPr>
         <w:t xml:space="preserve">). To view a copy of this license, visit </w:t>
       </w:r>
-      <w:hyperlink w:history="1" r:id="rIddmikpjwrfxu2dgl6fetir">
+      <w:hyperlink w:history="1" r:id="rIdhyjoepyjwfnbcqqim8ez0">
         <w:r>
           <w:rPr>
             <w:rFonts w:ascii="Arial" w:cs="Arial" w:eastAsia="Arial" w:hAnsi="Arial"/>

--- a/data/outputs/v2/Biology/SS2.1_Plant_Nutrition/Biology_Plant_Nutrition_SummaryTable.docx
+++ b/data/outputs/v2/Biology/SS2.1_Plant_Nutrition/Biology_Plant_Nutrition_SummaryTable.docx
@@ -4,6 +4,7 @@
   <w:body>
     <w:p>
       <w:pPr>
+        <w:keepNext w:val="false"/>
         <w:spacing w:after="30" w:before="0"/>
         <w:jc w:val="center"/>
       </w:pPr>
@@ -23,6 +24,7 @@
     </w:p>
     <w:p>
       <w:pPr>
+        <w:keepNext w:val="false"/>
         <w:spacing w:after="60" w:before="0"/>
         <w:jc w:val="center"/>
       </w:pPr>
@@ -81,6 +83,7 @@
           </w:tcPr>
           <w:p>
             <w:pPr>
+              <w:keepNext w:val="false"/>
               <w:spacing w:after="40" w:before="0"/>
               <w:jc w:val="center"/>
             </w:pPr>
@@ -115,6 +118,7 @@
           </w:tcPr>
           <w:p>
             <w:pPr>
+              <w:keepNext w:val="false"/>
               <w:spacing w:after="40" w:before="0"/>
               <w:jc w:val="left"/>
             </w:pPr>
@@ -147,6 +151,7 @@
           </w:tcPr>
           <w:p>
             <w:pPr>
+              <w:keepNext w:val="false"/>
               <w:spacing w:after="40" w:before="0"/>
               <w:jc w:val="left"/>
             </w:pPr>
@@ -181,6 +186,7 @@
           </w:tcPr>
           <w:p>
             <w:pPr>
+              <w:keepNext w:val="false"/>
               <w:spacing w:after="40" w:before="0"/>
               <w:jc w:val="left"/>
             </w:pPr>
@@ -213,6 +219,7 @@
           </w:tcPr>
           <w:p>
             <w:pPr>
+              <w:keepNext w:val="false"/>
               <w:spacing w:after="40" w:before="0"/>
               <w:jc w:val="left"/>
             </w:pPr>
@@ -273,6 +280,7 @@
           </w:tcPr>
           <w:p>
             <w:pPr>
+              <w:keepNext w:val="false"/>
               <w:spacing w:after="40" w:before="0"/>
               <w:jc w:val="center"/>
             </w:pPr>
@@ -307,6 +315,7 @@
           </w:tcPr>
           <w:p>
             <w:pPr>
+              <w:keepNext w:val="false"/>
               <w:spacing w:after="40" w:before="0"/>
               <w:jc w:val="left"/>
             </w:pPr>
@@ -369,6 +378,7 @@
           </w:tcPr>
           <w:p>
             <w:pPr>
+              <w:keepNext w:val="false"/>
               <w:spacing w:after="40" w:before="0"/>
               <w:jc w:val="left"/>
             </w:pPr>
@@ -401,6 +411,7 @@
           </w:tcPr>
           <w:p>
             <w:pPr>
+              <w:keepNext w:val="false"/>
               <w:spacing w:after="40" w:before="0"/>
               <w:jc w:val="left"/>
             </w:pPr>
@@ -433,6 +444,7 @@
           </w:tcPr>
           <w:p>
             <w:pPr>
+              <w:keepNext w:val="false"/>
               <w:spacing w:after="40" w:before="0"/>
               <w:jc w:val="left"/>
             </w:pPr>
@@ -465,6 +477,7 @@
           </w:tcPr>
           <w:p>
             <w:pPr>
+              <w:keepNext w:val="false"/>
               <w:spacing w:after="40" w:before="0"/>
               <w:jc w:val="left"/>
             </w:pPr>
@@ -499,6 +512,7 @@
           </w:tcPr>
           <w:p>
             <w:pPr>
+              <w:keepNext w:val="false"/>
               <w:spacing w:after="40" w:before="0"/>
               <w:jc w:val="left"/>
             </w:pPr>
@@ -518,6 +532,7 @@
           </w:p>
           <w:p>
             <w:pPr>
+              <w:keepNext w:val="false"/>
               <w:spacing w:after="40" w:before="0"/>
               <w:jc w:val="left"/>
             </w:pPr>
@@ -550,6 +565,7 @@
           </w:tcPr>
           <w:p>
             <w:pPr>
+              <w:keepNext w:val="false"/>
               <w:spacing w:after="40" w:before="0"/>
               <w:jc w:val="left"/>
             </w:pPr>
@@ -582,6 +598,7 @@
           </w:tcPr>
           <w:p>
             <w:pPr>
+              <w:keepNext w:val="false"/>
               <w:spacing w:after="40" w:before="0"/>
               <w:jc w:val="left"/>
             </w:pPr>
@@ -614,6 +631,7 @@
           </w:tcPr>
           <w:p>
             <w:pPr>
+              <w:keepNext w:val="false"/>
               <w:spacing w:after="40" w:before="0"/>
               <w:jc w:val="left"/>
             </w:pPr>
@@ -648,6 +666,7 @@
           </w:tcPr>
           <w:p>
             <w:pPr>
+              <w:keepNext w:val="false"/>
               <w:spacing w:after="40" w:before="0"/>
               <w:jc w:val="left"/>
             </w:pPr>
@@ -667,6 +686,7 @@
           </w:p>
           <w:p>
             <w:pPr>
+              <w:keepNext w:val="false"/>
               <w:spacing w:after="40" w:before="0"/>
               <w:jc w:val="left"/>
             </w:pPr>
@@ -699,6 +719,7 @@
           </w:tcPr>
           <w:p>
             <w:pPr>
+              <w:keepNext w:val="false"/>
               <w:spacing w:after="40" w:before="0"/>
               <w:jc w:val="left"/>
             </w:pPr>
@@ -731,6 +752,7 @@
           </w:tcPr>
           <w:p>
             <w:pPr>
+              <w:keepNext w:val="false"/>
               <w:spacing w:after="40" w:before="0"/>
               <w:jc w:val="left"/>
             </w:pPr>
@@ -763,6 +785,7 @@
           </w:tcPr>
           <w:p>
             <w:pPr>
+              <w:keepNext w:val="false"/>
               <w:spacing w:after="40" w:before="0"/>
               <w:jc w:val="left"/>
             </w:pPr>
@@ -797,6 +820,7 @@
           </w:tcPr>
           <w:p>
             <w:pPr>
+              <w:keepNext w:val="false"/>
               <w:spacing w:after="40" w:before="0"/>
               <w:jc w:val="left"/>
             </w:pPr>
@@ -816,6 +840,7 @@
           </w:p>
           <w:p>
             <w:pPr>
+              <w:keepNext w:val="false"/>
               <w:spacing w:after="40" w:before="0"/>
               <w:jc w:val="left"/>
             </w:pPr>
@@ -848,6 +873,7 @@
           </w:tcPr>
           <w:p>
             <w:pPr>
+              <w:keepNext w:val="false"/>
               <w:spacing w:after="40" w:before="0"/>
               <w:jc w:val="left"/>
             </w:pPr>
@@ -880,6 +906,7 @@
           </w:tcPr>
           <w:p>
             <w:pPr>
+              <w:keepNext w:val="false"/>
               <w:spacing w:after="40" w:before="0"/>
               <w:jc w:val="left"/>
             </w:pPr>
@@ -912,6 +939,7 @@
           </w:tcPr>
           <w:p>
             <w:pPr>
+              <w:keepNext w:val="false"/>
               <w:spacing w:after="40" w:before="0"/>
               <w:jc w:val="left"/>
             </w:pPr>
@@ -946,6 +974,7 @@
           </w:tcPr>
           <w:p>
             <w:pPr>
+              <w:keepNext w:val="false"/>
               <w:spacing w:after="40" w:before="0"/>
               <w:jc w:val="left"/>
             </w:pPr>
@@ -965,6 +994,7 @@
           </w:p>
           <w:p>
             <w:pPr>
+              <w:keepNext w:val="false"/>
               <w:spacing w:after="40" w:before="0"/>
               <w:jc w:val="left"/>
             </w:pPr>
@@ -997,6 +1027,7 @@
           </w:tcPr>
           <w:p>
             <w:pPr>
+              <w:keepNext w:val="false"/>
               <w:spacing w:after="40" w:before="0"/>
               <w:jc w:val="left"/>
             </w:pPr>
@@ -1029,6 +1060,7 @@
           </w:tcPr>
           <w:p>
             <w:pPr>
+              <w:keepNext w:val="false"/>
               <w:spacing w:after="40" w:before="0"/>
               <w:jc w:val="left"/>
             </w:pPr>
@@ -1061,6 +1093,7 @@
           </w:tcPr>
           <w:p>
             <w:pPr>
+              <w:keepNext w:val="false"/>
               <w:spacing w:after="40" w:before="0"/>
               <w:jc w:val="left"/>
             </w:pPr>
@@ -1095,6 +1128,7 @@
           </w:tcPr>
           <w:p>
             <w:pPr>
+              <w:keepNext w:val="false"/>
               <w:spacing w:after="40" w:before="0"/>
               <w:jc w:val="left"/>
             </w:pPr>
@@ -1114,6 +1148,7 @@
           </w:p>
           <w:p>
             <w:pPr>
+              <w:keepNext w:val="false"/>
               <w:spacing w:after="40" w:before="0"/>
               <w:jc w:val="left"/>
             </w:pPr>
@@ -1146,6 +1181,7 @@
           </w:tcPr>
           <w:p>
             <w:pPr>
+              <w:keepNext w:val="false"/>
               <w:spacing w:after="40" w:before="0"/>
               <w:jc w:val="left"/>
             </w:pPr>
@@ -1178,6 +1214,7 @@
           </w:tcPr>
           <w:p>
             <w:pPr>
+              <w:keepNext w:val="false"/>
               <w:spacing w:after="40" w:before="0"/>
               <w:jc w:val="left"/>
             </w:pPr>
@@ -1210,6 +1247,7 @@
           </w:tcPr>
           <w:p>
             <w:pPr>
+              <w:keepNext w:val="false"/>
               <w:spacing w:after="40" w:before="0"/>
               <w:jc w:val="left"/>
             </w:pPr>
@@ -1244,6 +1282,7 @@
           </w:tcPr>
           <w:p>
             <w:pPr>
+              <w:keepNext w:val="false"/>
               <w:spacing w:after="40" w:before="0"/>
               <w:jc w:val="left"/>
             </w:pPr>
@@ -1263,6 +1302,7 @@
           </w:p>
           <w:p>
             <w:pPr>
+              <w:keepNext w:val="false"/>
               <w:spacing w:after="40" w:before="0"/>
               <w:jc w:val="left"/>
             </w:pPr>
@@ -1295,6 +1335,7 @@
           </w:tcPr>
           <w:p>
             <w:pPr>
+              <w:keepNext w:val="false"/>
               <w:spacing w:after="40" w:before="0"/>
               <w:jc w:val="left"/>
             </w:pPr>
@@ -1327,6 +1368,7 @@
           </w:tcPr>
           <w:p>
             <w:pPr>
+              <w:keepNext w:val="false"/>
               <w:spacing w:after="40" w:before="0"/>
               <w:jc w:val="left"/>
             </w:pPr>
@@ -1359,6 +1401,7 @@
           </w:tcPr>
           <w:p>
             <w:pPr>
+              <w:keepNext w:val="false"/>
               <w:spacing w:after="40" w:before="0"/>
               <w:jc w:val="left"/>
             </w:pPr>
@@ -1393,6 +1436,7 @@
           </w:tcPr>
           <w:p>
             <w:pPr>
+              <w:keepNext w:val="false"/>
               <w:spacing w:after="40" w:before="0"/>
               <w:jc w:val="left"/>
             </w:pPr>
@@ -1412,6 +1456,7 @@
           </w:p>
           <w:p>
             <w:pPr>
+              <w:keepNext w:val="false"/>
               <w:spacing w:after="40" w:before="0"/>
               <w:jc w:val="left"/>
             </w:pPr>
@@ -1444,6 +1489,7 @@
           </w:tcPr>
           <w:p>
             <w:pPr>
+              <w:keepNext w:val="false"/>
               <w:spacing w:after="40" w:before="0"/>
               <w:jc w:val="left"/>
             </w:pPr>
@@ -1476,6 +1522,7 @@
           </w:tcPr>
           <w:p>
             <w:pPr>
+              <w:keepNext w:val="false"/>
               <w:spacing w:after="40" w:before="0"/>
               <w:jc w:val="left"/>
             </w:pPr>
@@ -1508,6 +1555,7 @@
           </w:tcPr>
           <w:p>
             <w:pPr>
+              <w:keepNext w:val="false"/>
               <w:spacing w:after="40" w:before="0"/>
               <w:jc w:val="left"/>
             </w:pPr>
@@ -1542,6 +1590,7 @@
           </w:tcPr>
           <w:p>
             <w:pPr>
+              <w:keepNext w:val="false"/>
               <w:spacing w:after="40" w:before="0"/>
               <w:jc w:val="left"/>
             </w:pPr>
@@ -1561,6 +1610,7 @@
           </w:p>
           <w:p>
             <w:pPr>
+              <w:keepNext w:val="false"/>
               <w:spacing w:after="40" w:before="0"/>
               <w:jc w:val="left"/>
             </w:pPr>
@@ -1593,6 +1643,7 @@
           </w:tcPr>
           <w:p>
             <w:pPr>
+              <w:keepNext w:val="false"/>
               <w:spacing w:after="40" w:before="0"/>
               <w:jc w:val="left"/>
             </w:pPr>
@@ -1625,6 +1676,7 @@
           </w:tcPr>
           <w:p>
             <w:pPr>
+              <w:keepNext w:val="false"/>
               <w:spacing w:after="40" w:before="0"/>
               <w:jc w:val="left"/>
             </w:pPr>
@@ -1657,6 +1709,7 @@
           </w:tcPr>
           <w:p>
             <w:pPr>
+              <w:keepNext w:val="false"/>
               <w:spacing w:after="40" w:before="0"/>
               <w:jc w:val="left"/>
             </w:pPr>
@@ -1691,6 +1744,7 @@
           </w:tcPr>
           <w:p>
             <w:pPr>
+              <w:keepNext w:val="false"/>
               <w:spacing w:after="40" w:before="0"/>
               <w:jc w:val="left"/>
             </w:pPr>
@@ -1710,6 +1764,7 @@
           </w:p>
           <w:p>
             <w:pPr>
+              <w:keepNext w:val="false"/>
               <w:spacing w:after="40" w:before="0"/>
               <w:jc w:val="left"/>
             </w:pPr>
@@ -1742,6 +1797,7 @@
           </w:tcPr>
           <w:p>
             <w:pPr>
+              <w:keepNext w:val="false"/>
               <w:spacing w:after="40" w:before="0"/>
               <w:jc w:val="left"/>
             </w:pPr>
@@ -1774,6 +1830,7 @@
           </w:tcPr>
           <w:p>
             <w:pPr>
+              <w:keepNext w:val="false"/>
               <w:spacing w:after="40" w:before="0"/>
               <w:jc w:val="left"/>
             </w:pPr>
@@ -1806,6 +1863,7 @@
           </w:tcPr>
           <w:p>
             <w:pPr>
+              <w:keepNext w:val="false"/>
               <w:spacing w:after="40" w:before="0"/>
               <w:jc w:val="left"/>
             </w:pPr>
@@ -1840,6 +1898,7 @@
           </w:tcPr>
           <w:p>
             <w:pPr>
+              <w:keepNext w:val="false"/>
               <w:spacing w:after="40" w:before="0"/>
               <w:jc w:val="left"/>
             </w:pPr>
@@ -1859,6 +1918,7 @@
           </w:p>
           <w:p>
             <w:pPr>
+              <w:keepNext w:val="false"/>
               <w:spacing w:after="40" w:before="0"/>
               <w:jc w:val="left"/>
             </w:pPr>
@@ -1891,6 +1951,7 @@
           </w:tcPr>
           <w:p>
             <w:pPr>
+              <w:keepNext w:val="false"/>
               <w:spacing w:after="40" w:before="0"/>
               <w:jc w:val="left"/>
             </w:pPr>
@@ -1923,6 +1984,7 @@
           </w:tcPr>
           <w:p>
             <w:pPr>
+              <w:keepNext w:val="false"/>
               <w:spacing w:after="40" w:before="0"/>
               <w:jc w:val="left"/>
             </w:pPr>
@@ -1955,6 +2017,7 @@
           </w:tcPr>
           <w:p>
             <w:pPr>
+              <w:keepNext w:val="false"/>
               <w:spacing w:after="40" w:before="0"/>
               <w:jc w:val="left"/>
             </w:pPr>
@@ -2093,7 +2156,7 @@
         </w:rPr>
         <w:t xml:space="preserve">© 2026 SeaVuria and ARES. This work is licensed under a </w:t>
       </w:r>
-      <w:hyperlink w:history="1" r:id="rId5wxbbrwfs8oc6y1clpepi">
+      <w:hyperlink w:history="1" r:id="rIdeta0nxlzxgspi3jscbf0v">
         <w:r>
           <w:rPr>
             <w:rFonts w:ascii="Arial" w:cs="Arial" w:eastAsia="Arial" w:hAnsi="Arial"/>
@@ -2113,7 +2176,7 @@
         </w:rPr>
         <w:t xml:space="preserve"> (</w:t>
       </w:r>
-      <w:hyperlink w:history="1" r:id="rIdecdpx0-_86buysqlpsriv">
+      <w:hyperlink w:history="1" r:id="rIdbaw2owbpg2r6vxiuv1njf">
         <w:r>
           <w:rPr>
             <w:rFonts w:ascii="Arial" w:cs="Arial" w:eastAsia="Arial" w:hAnsi="Arial"/>
@@ -2133,7 +2196,7 @@
         </w:rPr>
         <w:t xml:space="preserve">). To view a copy of this license, visit </w:t>
       </w:r>
-      <w:hyperlink w:history="1" r:id="rIdhyjoepyjwfnbcqqim8ez0">
+      <w:hyperlink w:history="1" r:id="rIdqttjnsxiuqnlq0nw7h8ku">
         <w:r>
           <w:rPr>
             <w:rFonts w:ascii="Arial" w:cs="Arial" w:eastAsia="Arial" w:hAnsi="Arial"/>

--- a/data/outputs/v2/Biology/SS2.1_Plant_Nutrition/Biology_Plant_Nutrition_SummaryTable.docx
+++ b/data/outputs/v2/Biology/SS2.1_Plant_Nutrition/Biology_Plant_Nutrition_SummaryTable.docx
@@ -2156,7 +2156,7 @@
         </w:rPr>
         <w:t xml:space="preserve">© 2026 SeaVuria and ARES. This work is licensed under a </w:t>
       </w:r>
-      <w:hyperlink w:history="1" r:id="rIdeta0nxlzxgspi3jscbf0v">
+      <w:hyperlink w:history="1" r:id="rIdbh6hwxnldubvvoifwihg2">
         <w:r>
           <w:rPr>
             <w:rFonts w:ascii="Arial" w:cs="Arial" w:eastAsia="Arial" w:hAnsi="Arial"/>
@@ -2176,7 +2176,7 @@
         </w:rPr>
         <w:t xml:space="preserve"> (</w:t>
       </w:r>
-      <w:hyperlink w:history="1" r:id="rIdbaw2owbpg2r6vxiuv1njf">
+      <w:hyperlink w:history="1" r:id="rIdqdvh7nx31nk0sts3e0x37">
         <w:r>
           <w:rPr>
             <w:rFonts w:ascii="Arial" w:cs="Arial" w:eastAsia="Arial" w:hAnsi="Arial"/>
@@ -2196,7 +2196,7 @@
         </w:rPr>
         <w:t xml:space="preserve">). To view a copy of this license, visit </w:t>
       </w:r>
-      <w:hyperlink w:history="1" r:id="rIdqttjnsxiuqnlq0nw7h8ku">
+      <w:hyperlink w:history="1" r:id="rIdzmze-3fkmiltptukvh4pn">
         <w:r>
           <w:rPr>
             <w:rFonts w:ascii="Arial" w:cs="Arial" w:eastAsia="Arial" w:hAnsi="Arial"/>
